--- a/Resultados_Fases/Fase 2_TFM_MIAR_RicardoSarabia.docx
+++ b/Resultados_Fases/Fase 2_TFM_MIAR_RicardoSarabia.docx
@@ -16096,18 +16096,17 @@
         </w:rPr>
         <w:t xml:space="preserve">], </w:t>
       </w:r>
-      <w:hyperlink r:id="rId95" w:history="1">
-        <w:r>
-          <w:rPr>
-            <w:rStyle w:val="Hyperlink"/>
-            <w:i/>
-            <w:iCs/>
-            <w:color w:val="000000" w:themeColor="text1"/>
-            <w:u w:val="none"/>
-          </w:rPr>
-          <w:t>https://github.com/RichardSarabia/SimuladorBrazoLazaro_RLAgent_TFM_RicardoSarabia/blob/main/Fase2/03_results/ComparasionPID_vs_RL_F2.pdf</w:t>
-        </w:r>
-      </w:hyperlink>
+      <w:hyperlink r:id="rId95" w:history="1"/>
+      <w:r>
+        <w:t xml:space="preserve"> </w:t>
+      </w:r>
+      <w:r>
+        <w:rPr>
+          <w:i/>
+          <w:iCs/>
+        </w:rPr>
+        <w:t>https://github.com/RichardSarabia/SimuladorBrazoLazaro_RLAgent_TFM_RicardoSarabia/blob/main/Fase2/03_results/ComparacionPID_vs_RL_F2.pdf</w:t>
+      </w:r>
     </w:p>
     <w:p>
       <w:pPr>
@@ -16499,7 +16498,7 @@
       </w:hyperlink>
       <w:r>
         <w:rPr>
-          <w:rStyle w:val="TextkrperZchn"/>
+          <w:rFonts w:ascii="Arial" w:hAnsi="Arial"/>
         </w:rPr>
         <w:t xml:space="preserve">], </w:t>
       </w:r>
@@ -16511,7 +16510,7 @@
           <w:iCs/>
           <w:color w:val="000000" w:themeColor="text1"/>
         </w:rPr>
-        <w:t>https://github.com/RichardSarabia/SimuladorBrazoLazaro_RLAgent_TFM_RicardoSarabia/blob/main/Fase3/03_results/ComparasionPID_vs_RL_F3.pdf</w:t>
+        <w:t>https://github.com/RichardSarabia/SimuladorBrazoLazaro_RLAgent_TFM_RicardoSarabia/blob/main/Fase3/03_results/ComparacionPID_vs_RL_F3.pdf</w:t>
       </w:r>
     </w:p>
     <w:p>
@@ -16811,14 +16810,6 @@
       </w:pPr>
     </w:p>
     <w:p>
-      <w:pPr>
-        <w:rPr>
-          <w:rStyle w:val="TextkrperZchn"/>
-          <w:rFonts w:ascii="Times New Roman" w:hAnsi="Times New Roman"/>
-          <w:i/>
-          <w:iCs/>
-        </w:rPr>
-      </w:pPr>
       <w:r>
         <w:rPr>
           <w:rStyle w:val="TextkrperZchn"/>
@@ -16829,19 +16820,7 @@
         <w:rPr>
           <w:rStyle w:val="TextkrperZchn"/>
         </w:rPr>
-        <w:t>4</w:t>
-      </w:r>
-      <w:r>
-        <w:rPr>
-          <w:rStyle w:val="TextkrperZchn"/>
-        </w:rPr>
-        <w:t>A</w:t>
-      </w:r>
-      <w:r>
-        <w:rPr>
-          <w:rStyle w:val="TextkrperZchn"/>
-        </w:rPr>
-        <w:t xml:space="preserve"> Comparación PID vs RL</w:t>
+        <w:t>4A Comparación PID vs RL</w:t>
       </w:r>
       <w:r>
         <w:rPr>
@@ -16886,7 +16865,7 @@
             <w:color w:val="000000" w:themeColor="text1"/>
             <w:u w:val="none"/>
           </w:rPr>
-          <w:t>https://github.com/RichardSarabia/SimuladorBrazoLazaro_RLAgent_TFM_RicardoSarabia/blob/main/Fase4/03_results/ComparasionPID_vs_RL_F4A_Agente600.pdf</w:t>
+          <w:t>https://github.com/RichardSarabia/SimuladorBrazoLazaro_RLAgent_TFM_RicardoSarabia/blob/main/Fase4/03_results/FaseA/ComparacionPID_vs_RL_F4A_Agente600.pdf</w:t>
         </w:r>
       </w:hyperlink>
     </w:p>
@@ -17185,7 +17164,10 @@
         </w:r>
       </w:hyperlink>
       <w:r>
-        <w:t xml:space="preserve">], </w:t>
+        <w:t>]</w:t>
+      </w:r>
+      <w:r>
+        <w:t xml:space="preserve"> </w:t>
       </w:r>
       <w:r>
         <w:rPr>
@@ -17206,7 +17188,7 @@
             <w:color w:val="000000" w:themeColor="text1"/>
             <w:u w:val="none"/>
           </w:rPr>
-          <w:t>https://github.com/RichardSarabia/SimuladorBrazoLazaro_RLAgent_TFM_RicardoSarabia/blob/main/Fase4/03_results/FaseB/ComparasionPID_vs_RL_F4B_Agente1900.pdf</w:t>
+          <w:t>https://github.com/RichardSarabia/SimuladorBrazoLazaro_RLAgent_TFM_RicardoSarabia/blob/main/Fase4/03_results/FaseB/ComparacionPID_vs_RL_F4B_Agente1900.pdf</w:t>
         </w:r>
       </w:hyperlink>
     </w:p>
@@ -17434,6 +17416,9 @@
     <w:p>
       <w:pPr>
         <w:pStyle w:val="Textkrper"/>
+        <w:rPr>
+          <w:lang w:eastAsia="es-ES"/>
+        </w:rPr>
       </w:pPr>
       <w:r>
         <w:t xml:space="preserve">Fase 4C Comparación PID vs RL: </w:t>
@@ -17448,16 +17433,12 @@
         <w:r>
           <w:rPr>
             <w:rStyle w:val="Hyperlink"/>
-            <w:lang w:eastAsia="es-ES"/>
           </w:rPr>
           <w:t>Enlace</w:t>
         </w:r>
       </w:hyperlink>
       <w:r>
-        <w:rPr>
-          <w:lang w:eastAsia="es-ES"/>
-        </w:rPr>
-        <w:t xml:space="preserve">],  </w:t>
+        <w:t xml:space="preserve">], </w:t>
       </w:r>
       <w:hyperlink r:id="rId133" w:history="1">
         <w:r>
@@ -17470,7 +17451,7 @@
             <w:u w:val="none"/>
             <w:lang w:eastAsia="es-ES"/>
           </w:rPr>
-          <w:t>https://github.com/RichardSarabia/SimuladorBrazoLazaro_RLAgent_TFM_RicardoSarabia/blob/main/Fase4/03_results/FaseC/ComparasionPID_vs_RL_F4C_Agente300.pdf</w:t>
+          <w:t>https://github.com/RichardSarabia/SimuladorBrazoLazaro_RLAgent_TFM_RicardoSarabia/blob/main/Fase4/03_results/FaseC/ComparacionPID_vs_RL_F4C_Agente300.pdf</w:t>
         </w:r>
       </w:hyperlink>
     </w:p>
@@ -17641,10 +17622,7 @@
         </w:r>
       </w:hyperlink>
       <w:r>
-        <w:t>],</w:t>
-      </w:r>
-      <w:r>
-        <w:t xml:space="preserve"> </w:t>
+        <w:t xml:space="preserve">], </w:t>
       </w:r>
       <w:hyperlink r:id="rId141" w:history="1">
         <w:r>
@@ -17656,7 +17634,7 @@
             <w:color w:val="000000" w:themeColor="text1"/>
             <w:u w:val="none"/>
           </w:rPr>
-          <w:t>https://github.com/RichardSarabia/SimuladorBrazoLazaro_RLAgent_TFM_RicardoSarabia/blob/main/Fase5/03_results/ComparasionPID_vs_Politica_F5.pdf</w:t>
+          <w:t>https://github.com/RichardSarabia/SimuladorBrazoLazaro_RLAgent_TFM_RicardoSarabia/blob/main/Fase5/03_results/ComparacionPID_vs_Politica_F5.pdf</w:t>
         </w:r>
       </w:hyperlink>
     </w:p>
